--- a/briefings/线口监测午报-2026-09-02.docx
+++ b/briefings/线口监测午报-2026-09-02.docx
@@ -22,7 +22,7 @@
           <w:color w:val="888888"/>
           <w:sz w:val="18"/>
         </w:rPr>
-        <w:t>监测窗口:近48小时 | 生成时间:2026-09-02 15:20</w:t>
+        <w:t>监测窗口:近48小时 | 生成时间:2026-09-02 16:21</w:t>
       </w:r>
     </w:p>
     <w:p>
@@ -70,6 +70,210 @@
           <w:color w:val="888888"/>
           <w:sz w:val="24"/>
         </w:rPr>
+        <w:t>魅族 AI 小方块有望回归，概念机亮相腾讯 WorkBuddy 生态发布会</w:t>
+      </w:r>
+    </w:p>
+    <w:p>
+      <w:r>
+        <w:rPr>
+          <w:rFonts w:ascii="Times New Roman" w:hAnsi="Times New Roman" w:eastAsia="宋体"/>
+          <w:color w:val="888888"/>
+          <w:sz w:val="18"/>
+        </w:rPr>
+        <w:t>来源:IT之家 | 时间:09-02 16:15</w:t>
+      </w:r>
+    </w:p>
+    <w:p>
+      <w:r>
+        <w:rPr>
+          <w:rFonts w:ascii="Times New Roman" w:hAnsi="Times New Roman" w:eastAsia="宋体"/>
+          <w:sz w:val="18"/>
+        </w:rPr>
+        <w:t>链接:</w:t>
+      </w:r>
+      <w:hyperlink r:id="rId9">
+        <w:r>
+          <w:rPr>
+            <w:color w:val="0563C1"/>
+            <w:u w:val="single"/>
+          </w:rPr>
+          <w:t>魅族 AI 小方块有望回归，概念机亮相腾讯 WorkBuddy 生态发布会</w:t>
+        </w:r>
+      </w:hyperlink>
+    </w:p>
+    <w:p>
+      <w:pPr>
+        <w:pStyle w:val="Heading3"/>
+      </w:pPr>
+      <w:r>
+        <w:rPr>
+          <w:rFonts w:ascii="Times New Roman" w:hAnsi="Times New Roman" w:eastAsia="黑体"/>
+          <w:b w:val="0"/>
+          <w:color w:val="888888"/>
+          <w:sz w:val="24"/>
+        </w:rPr>
+        <w:t>【C级·参考】</w:t>
+      </w:r>
+      <w:r>
+        <w:rPr>
+          <w:rFonts w:ascii="Times New Roman" w:hAnsi="Times New Roman" w:eastAsia="黑体"/>
+          <w:b w:val="0"/>
+          <w:color w:val="888888"/>
+          <w:sz w:val="24"/>
+        </w:rPr>
+        <w:t>谷歌副总裁 Amin Vahdat 谈 AI 泡沫：技术变革和市场需求确实存在</w:t>
+      </w:r>
+    </w:p>
+    <w:p>
+      <w:r>
+        <w:rPr>
+          <w:rFonts w:ascii="Times New Roman" w:hAnsi="Times New Roman" w:eastAsia="宋体"/>
+          <w:color w:val="888888"/>
+          <w:sz w:val="18"/>
+        </w:rPr>
+        <w:t>来源:IT之家 | 时间:09-02 15:44</w:t>
+      </w:r>
+    </w:p>
+    <w:p>
+      <w:r>
+        <w:rPr>
+          <w:rFonts w:ascii="Times New Roman" w:hAnsi="Times New Roman" w:eastAsia="宋体"/>
+          <w:sz w:val="18"/>
+        </w:rPr>
+        <w:t>链接:</w:t>
+      </w:r>
+      <w:hyperlink r:id="rId10">
+        <w:r>
+          <w:rPr>
+            <w:color w:val="0563C1"/>
+            <w:u w:val="single"/>
+          </w:rPr>
+          <w:t>谷歌副总裁 Amin Vahdat 谈 AI 泡沫：技术变革和市场需求确实存在</w:t>
+        </w:r>
+      </w:hyperlink>
+    </w:p>
+    <w:p>
+      <w:pPr>
+        <w:pStyle w:val="Heading3"/>
+      </w:pPr>
+      <w:r>
+        <w:rPr>
+          <w:rFonts w:ascii="Times New Roman" w:hAnsi="Times New Roman" w:eastAsia="黑体"/>
+          <w:b w:val="0"/>
+          <w:color w:val="888888"/>
+          <w:sz w:val="24"/>
+        </w:rPr>
+        <w:t>【C级·参考】</w:t>
+      </w:r>
+      <w:r>
+        <w:rPr>
+          <w:rFonts w:ascii="Times New Roman" w:hAnsi="Times New Roman" w:eastAsia="黑体"/>
+          <w:b w:val="0"/>
+          <w:color w:val="888888"/>
+          <w:sz w:val="24"/>
+        </w:rPr>
+        <w:t>OpenAI 奥尔特曼谈数据中心“费水”：没有数据支撑，人们的担忧被放大了</w:t>
+      </w:r>
+    </w:p>
+    <w:p>
+      <w:r>
+        <w:rPr>
+          <w:rFonts w:ascii="Times New Roman" w:hAnsi="Times New Roman" w:eastAsia="宋体"/>
+          <w:color w:val="888888"/>
+          <w:sz w:val="18"/>
+        </w:rPr>
+        <w:t>来源:IT之家 | 时间:09-02 15:26</w:t>
+      </w:r>
+    </w:p>
+    <w:p>
+      <w:r>
+        <w:rPr>
+          <w:rFonts w:ascii="Times New Roman" w:hAnsi="Times New Roman" w:eastAsia="宋体"/>
+          <w:sz w:val="18"/>
+        </w:rPr>
+        <w:t>链接:</w:t>
+      </w:r>
+      <w:hyperlink r:id="rId11">
+        <w:r>
+          <w:rPr>
+            <w:color w:val="0563C1"/>
+            <w:u w:val="single"/>
+          </w:rPr>
+          <w:t>OpenAI 奥尔特曼谈数据中心“费水”：没有数据支撑，人们的担忧被放大了</w:t>
+        </w:r>
+      </w:hyperlink>
+    </w:p>
+    <w:p>
+      <w:pPr>
+        <w:pStyle w:val="Heading3"/>
+      </w:pPr>
+      <w:r>
+        <w:rPr>
+          <w:rFonts w:ascii="Times New Roman" w:hAnsi="Times New Roman" w:eastAsia="黑体"/>
+          <w:b w:val="0"/>
+          <w:color w:val="888888"/>
+          <w:sz w:val="24"/>
+        </w:rPr>
+        <w:t>【C级·参考】</w:t>
+      </w:r>
+      <w:r>
+        <w:rPr>
+          <w:rFonts w:ascii="Times New Roman" w:hAnsi="Times New Roman" w:eastAsia="黑体"/>
+          <w:b w:val="0"/>
+          <w:color w:val="888888"/>
+          <w:sz w:val="24"/>
+        </w:rPr>
+        <w:t>美国呼吁 G20 成员国对 AI 监管采取克制态度，避免制定过多新规则</w:t>
+      </w:r>
+    </w:p>
+    <w:p>
+      <w:r>
+        <w:rPr>
+          <w:rFonts w:ascii="Times New Roman" w:hAnsi="Times New Roman" w:eastAsia="宋体"/>
+          <w:color w:val="888888"/>
+          <w:sz w:val="18"/>
+        </w:rPr>
+        <w:t>来源:IT之家 | 时间:09-02 15:22</w:t>
+      </w:r>
+    </w:p>
+    <w:p>
+      <w:r>
+        <w:rPr>
+          <w:rFonts w:ascii="Times New Roman" w:hAnsi="Times New Roman" w:eastAsia="宋体"/>
+          <w:sz w:val="18"/>
+        </w:rPr>
+        <w:t>链接:</w:t>
+      </w:r>
+      <w:hyperlink r:id="rId12">
+        <w:r>
+          <w:rPr>
+            <w:color w:val="0563C1"/>
+            <w:u w:val="single"/>
+          </w:rPr>
+          <w:t>美国呼吁 G20 成员国对 AI 监管采取克制态度，避免制定过多新规则</w:t>
+        </w:r>
+      </w:hyperlink>
+    </w:p>
+    <w:p>
+      <w:pPr>
+        <w:pStyle w:val="Heading3"/>
+      </w:pPr>
+      <w:r>
+        <w:rPr>
+          <w:rFonts w:ascii="Times New Roman" w:hAnsi="Times New Roman" w:eastAsia="黑体"/>
+          <w:b w:val="0"/>
+          <w:color w:val="888888"/>
+          <w:sz w:val="24"/>
+        </w:rPr>
+        <w:t>【C级·参考】</w:t>
+      </w:r>
+      <w:r>
+        <w:rPr>
+          <w:rFonts w:ascii="Times New Roman" w:hAnsi="Times New Roman" w:eastAsia="黑体"/>
+          <w:b w:val="0"/>
+          <w:color w:val="888888"/>
+          <w:sz w:val="24"/>
+        </w:rPr>
         <w:t>AI 大模型周榜：国产 GLM-5.3-Flash 首秀杀进代码榜前十，千问 3.8-Max 登顶前端榜</w:t>
       </w:r>
     </w:p>
@@ -91,7 +295,7 @@
         </w:rPr>
         <w:t>链接:</w:t>
       </w:r>
-      <w:hyperlink r:id="rId9">
+      <w:hyperlink r:id="rId13">
         <w:r>
           <w:rPr>
             <w:color w:val="0563C1"/>
@@ -142,7 +346,7 @@
         </w:rPr>
         <w:t>链接:</w:t>
       </w:r>
-      <w:hyperlink r:id="rId10">
+      <w:hyperlink r:id="rId14">
         <w:r>
           <w:rPr>
             <w:color w:val="0563C1"/>
@@ -193,7 +397,7 @@
         </w:rPr>
         <w:t>链接:</w:t>
       </w:r>
-      <w:hyperlink r:id="rId11">
+      <w:hyperlink r:id="rId15">
         <w:r>
           <w:rPr>
             <w:color w:val="0563C1"/>
@@ -244,7 +448,7 @@
         </w:rPr>
         <w:t>链接:</w:t>
       </w:r>
-      <w:hyperlink r:id="rId12">
+      <w:hyperlink r:id="rId16">
         <w:r>
           <w:rPr>
             <w:color w:val="0563C1"/>
@@ -295,166 +499,13 @@
         </w:rPr>
         <w:t>链接:</w:t>
       </w:r>
-      <w:hyperlink r:id="rId13">
+      <w:hyperlink r:id="rId17">
         <w:r>
           <w:rPr>
             <w:color w:val="0563C1"/>
             <w:u w:val="single"/>
           </w:rPr>
           <w:t>马斯克预告 Grok 4.7 十天后上线：参数量增 40%，性能表现有望超越所有 AI 竞品</w:t>
-        </w:r>
-      </w:hyperlink>
-    </w:p>
-    <w:p>
-      <w:pPr>
-        <w:pStyle w:val="Heading3"/>
-      </w:pPr>
-      <w:r>
-        <w:rPr>
-          <w:rFonts w:ascii="Times New Roman" w:hAnsi="Times New Roman" w:eastAsia="黑体"/>
-          <w:b w:val="0"/>
-          <w:color w:val="888888"/>
-          <w:sz w:val="24"/>
-        </w:rPr>
-        <w:t>【C级·参考】</w:t>
-      </w:r>
-      <w:r>
-        <w:rPr>
-          <w:rFonts w:ascii="Times New Roman" w:hAnsi="Times New Roman" w:eastAsia="黑体"/>
-          <w:b w:val="0"/>
-          <w:color w:val="888888"/>
-          <w:sz w:val="24"/>
-        </w:rPr>
-        <w:t>网信办通报“清朗 · 整治 AI 应用乱象”典型案例：涉 AI 魔改经典、换脸假冒等数字泔水，豆包、元宝、千问、文心一言严格限制违规内容输出</w:t>
-      </w:r>
-    </w:p>
-    <w:p>
-      <w:r>
-        <w:rPr>
-          <w:rFonts w:ascii="Times New Roman" w:hAnsi="Times New Roman" w:eastAsia="宋体"/>
-          <w:color w:val="888888"/>
-          <w:sz w:val="18"/>
-        </w:rPr>
-        <w:t>来源:IT之家 | 时间:09-02 12:05</w:t>
-      </w:r>
-    </w:p>
-    <w:p>
-      <w:r>
-        <w:rPr>
-          <w:rFonts w:ascii="Times New Roman" w:hAnsi="Times New Roman" w:eastAsia="宋体"/>
-          <w:sz w:val="18"/>
-        </w:rPr>
-        <w:t>链接:</w:t>
-      </w:r>
-      <w:hyperlink r:id="rId14">
-        <w:r>
-          <w:rPr>
-            <w:color w:val="0563C1"/>
-            <w:u w:val="single"/>
-          </w:rPr>
-          <w:t>网信办通报“清朗 · 整治 AI 应用乱象”典型案例：涉 AI 魔改经典、换脸假冒等数字泔水，豆包、元宝、千问、文心一言严格限制违规内容输出</w:t>
-        </w:r>
-      </w:hyperlink>
-    </w:p>
-    <w:p>
-      <w:pPr>
-        <w:pStyle w:val="Heading3"/>
-      </w:pPr>
-      <w:r>
-        <w:rPr>
-          <w:rFonts w:ascii="Times New Roman" w:hAnsi="Times New Roman" w:eastAsia="黑体"/>
-          <w:b w:val="0"/>
-          <w:color w:val="888888"/>
-          <w:sz w:val="24"/>
-        </w:rPr>
-        <w:t>【C级·参考】</w:t>
-      </w:r>
-      <w:r>
-        <w:rPr>
-          <w:rFonts w:ascii="Times New Roman" w:hAnsi="Times New Roman" w:eastAsia="黑体"/>
-          <w:b w:val="0"/>
-          <w:color w:val="888888"/>
-          <w:sz w:val="24"/>
-        </w:rPr>
-        <w:t>智谱 AI 入驻天猫开设官方旗舰店，大模型套餐可直接网购，个人版月付 118 元起</w:t>
-      </w:r>
-    </w:p>
-    <w:p>
-      <w:r>
-        <w:rPr>
-          <w:rFonts w:ascii="Times New Roman" w:hAnsi="Times New Roman" w:eastAsia="宋体"/>
-          <w:color w:val="888888"/>
-          <w:sz w:val="18"/>
-        </w:rPr>
-        <w:t>来源:IT之家 | 时间:09-02 11:57</w:t>
-      </w:r>
-    </w:p>
-    <w:p>
-      <w:r>
-        <w:rPr>
-          <w:rFonts w:ascii="Times New Roman" w:hAnsi="Times New Roman" w:eastAsia="宋体"/>
-          <w:sz w:val="18"/>
-        </w:rPr>
-        <w:t>链接:</w:t>
-      </w:r>
-      <w:hyperlink r:id="rId15">
-        <w:r>
-          <w:rPr>
-            <w:color w:val="0563C1"/>
-            <w:u w:val="single"/>
-          </w:rPr>
-          <w:t>智谱 AI 入驻天猫开设官方旗舰店，大模型套餐可直接网购，个人版月付 118 元起</w:t>
-        </w:r>
-      </w:hyperlink>
-    </w:p>
-    <w:p>
-      <w:pPr>
-        <w:pStyle w:val="Heading3"/>
-      </w:pPr>
-      <w:r>
-        <w:rPr>
-          <w:rFonts w:ascii="Times New Roman" w:hAnsi="Times New Roman" w:eastAsia="黑体"/>
-          <w:b w:val="0"/>
-          <w:color w:val="888888"/>
-          <w:sz w:val="24"/>
-        </w:rPr>
-        <w:t>【C级·参考】</w:t>
-      </w:r>
-      <w:r>
-        <w:rPr>
-          <w:rFonts w:ascii="Times New Roman" w:hAnsi="Times New Roman" w:eastAsia="黑体"/>
-          <w:b w:val="0"/>
-          <w:color w:val="888888"/>
-          <w:sz w:val="24"/>
-        </w:rPr>
-        <w:t>协作表格有“历史记录”：微软 Excel 用 AI 梳理变化，明晰谁改的、改了什么</w:t>
-      </w:r>
-    </w:p>
-    <w:p>
-      <w:r>
-        <w:rPr>
-          <w:rFonts w:ascii="Times New Roman" w:hAnsi="Times New Roman" w:eastAsia="宋体"/>
-          <w:color w:val="888888"/>
-          <w:sz w:val="18"/>
-        </w:rPr>
-        <w:t>来源:IT之家 | 时间:09-02 11:06</w:t>
-      </w:r>
-    </w:p>
-    <w:p>
-      <w:r>
-        <w:rPr>
-          <w:rFonts w:ascii="Times New Roman" w:hAnsi="Times New Roman" w:eastAsia="宋体"/>
-          <w:sz w:val="18"/>
-        </w:rPr>
-        <w:t>链接:</w:t>
-      </w:r>
-      <w:hyperlink r:id="rId16">
-        <w:r>
-          <w:rPr>
-            <w:color w:val="0563C1"/>
-            <w:u w:val="single"/>
-          </w:rPr>
-          <w:t>协作表格有“历史记录”：微软 Excel 用 AI 梳理变化，明晰谁改的、改了什么</w:t>
         </w:r>
       </w:hyperlink>
     </w:p>
@@ -499,7 +550,7 @@
         </w:rPr>
         <w:t>链接:</w:t>
       </w:r>
-      <w:hyperlink r:id="rId17">
+      <w:hyperlink r:id="rId18">
         <w:r>
           <w:rPr>
             <w:color w:val="0563C1"/>
@@ -550,7 +601,7 @@
         </w:rPr>
         <w:t>链接:</w:t>
       </w:r>
-      <w:hyperlink r:id="rId18">
+      <w:hyperlink r:id="rId19">
         <w:r>
           <w:rPr>
             <w:color w:val="0563C1"/>
@@ -601,7 +652,7 @@
         </w:rPr>
         <w:t>链接:</w:t>
       </w:r>
-      <w:hyperlink r:id="rId19">
+      <w:hyperlink r:id="rId20">
         <w:r>
           <w:rPr>
             <w:color w:val="0563C1"/>
@@ -652,7 +703,7 @@
         </w:rPr>
         <w:t>链接:</w:t>
       </w:r>
-      <w:hyperlink r:id="rId20">
+      <w:hyperlink r:id="rId21">
         <w:r>
           <w:rPr>
             <w:color w:val="0563C1"/>
@@ -703,13 +754,64 @@
         </w:rPr>
         <w:t>链接:</w:t>
       </w:r>
-      <w:hyperlink r:id="rId21">
+      <w:hyperlink r:id="rId22">
         <w:r>
           <w:rPr>
             <w:color w:val="0563C1"/>
             <w:u w:val="single"/>
           </w:rPr>
           <w:t>AI眼镜去掉摄像头，雷鸟怎么敢的？</w:t>
+        </w:r>
+      </w:hyperlink>
+    </w:p>
+    <w:p>
+      <w:pPr>
+        <w:pStyle w:val="Heading3"/>
+      </w:pPr>
+      <w:r>
+        <w:rPr>
+          <w:rFonts w:ascii="Times New Roman" w:hAnsi="Times New Roman" w:eastAsia="黑体"/>
+          <w:b w:val="0"/>
+          <w:color w:val="888888"/>
+          <w:sz w:val="24"/>
+        </w:rPr>
+        <w:t>【C级·参考】</w:t>
+      </w:r>
+      <w:r>
+        <w:rPr>
+          <w:rFonts w:ascii="Times New Roman" w:hAnsi="Times New Roman" w:eastAsia="黑体"/>
+          <w:b w:val="0"/>
+          <w:color w:val="888888"/>
+          <w:sz w:val="24"/>
+        </w:rPr>
+        <w:t>腾讯云WorkBuddy将接入乐奇Rokid AI眼镜，9月2日生态发布会引关注</w:t>
+      </w:r>
+    </w:p>
+    <w:p>
+      <w:r>
+        <w:rPr>
+          <w:rFonts w:ascii="Times New Roman" w:hAnsi="Times New Roman" w:eastAsia="宋体"/>
+          <w:color w:val="888888"/>
+          <w:sz w:val="18"/>
+        </w:rPr>
+        <w:t>来源:Bing新闻 | 时间:09-01 17:15</w:t>
+      </w:r>
+    </w:p>
+    <w:p>
+      <w:r>
+        <w:rPr>
+          <w:rFonts w:ascii="Times New Roman" w:hAnsi="Times New Roman" w:eastAsia="宋体"/>
+          <w:sz w:val="18"/>
+        </w:rPr>
+        <w:t>链接:</w:t>
+      </w:r>
+      <w:hyperlink r:id="rId23">
+        <w:r>
+          <w:rPr>
+            <w:color w:val="0563C1"/>
+            <w:u w:val="single"/>
+          </w:rPr>
+          <w:t>腾讯云WorkBuddy将接入乐奇Rokid AI眼镜，9月2日生态发布会引关注</w:t>
         </w:r>
       </w:hyperlink>
     </w:p>
@@ -724,6 +826,57 @@
         </w:rPr>
         <w:t>机器人/AI硬件</w:t>
       </w:r>
+    </w:p>
+    <w:p>
+      <w:pPr>
+        <w:pStyle w:val="Heading3"/>
+      </w:pPr>
+      <w:r>
+        <w:rPr>
+          <w:rFonts w:ascii="Times New Roman" w:hAnsi="Times New Roman" w:eastAsia="黑体"/>
+          <w:b w:val="0"/>
+          <w:color w:val="888888"/>
+          <w:sz w:val="24"/>
+        </w:rPr>
+        <w:t>【C级·参考】</w:t>
+      </w:r>
+      <w:r>
+        <w:rPr>
+          <w:rFonts w:ascii="Times New Roman" w:hAnsi="Times New Roman" w:eastAsia="黑体"/>
+          <w:b w:val="0"/>
+          <w:color w:val="888888"/>
+          <w:sz w:val="24"/>
+        </w:rPr>
+        <w:t>宇树机器狗隐秘灰产链曝光，改电池标签“偷渡”上飞机</w:t>
+      </w:r>
+    </w:p>
+    <w:p>
+      <w:r>
+        <w:rPr>
+          <w:rFonts w:ascii="Times New Roman" w:hAnsi="Times New Roman" w:eastAsia="宋体"/>
+          <w:color w:val="888888"/>
+          <w:sz w:val="18"/>
+        </w:rPr>
+        <w:t>来源:IT之家 | 时间:09-02 15:33</w:t>
+      </w:r>
+    </w:p>
+    <w:p>
+      <w:r>
+        <w:rPr>
+          <w:rFonts w:ascii="Times New Roman" w:hAnsi="Times New Roman" w:eastAsia="宋体"/>
+          <w:sz w:val="18"/>
+        </w:rPr>
+        <w:t>链接:</w:t>
+      </w:r>
+      <w:hyperlink r:id="rId24">
+        <w:r>
+          <w:rPr>
+            <w:color w:val="0563C1"/>
+            <w:u w:val="single"/>
+          </w:rPr>
+          <w:t>宇树机器狗隐秘灰产链曝光，改电池标签“偷渡”上飞机</w:t>
+        </w:r>
+      </w:hyperlink>
     </w:p>
     <w:p>
       <w:pPr>
@@ -766,7 +919,7 @@
         </w:rPr>
         <w:t>链接:</w:t>
       </w:r>
-      <w:hyperlink r:id="rId22">
+      <w:hyperlink r:id="rId25">
         <w:r>
           <w:rPr>
             <w:color w:val="0563C1"/>
@@ -817,7 +970,7 @@
         </w:rPr>
         <w:t>链接:</w:t>
       </w:r>
-      <w:hyperlink r:id="rId23">
+      <w:hyperlink r:id="rId26">
         <w:r>
           <w:rPr>
             <w:color w:val="0563C1"/>
@@ -897,7 +1050,7 @@
         </w:rPr>
         <w:t>链接:</w:t>
       </w:r>
-      <w:hyperlink r:id="rId24">
+      <w:hyperlink r:id="rId27">
         <w:r>
           <w:rPr>
             <w:color w:val="0563C1"/>
@@ -918,6 +1071,57 @@
         </w:rPr>
         <w:t>游戏/电竞/平台公司</w:t>
       </w:r>
+    </w:p>
+    <w:p>
+      <w:pPr>
+        <w:pStyle w:val="Heading3"/>
+      </w:pPr>
+      <w:r>
+        <w:rPr>
+          <w:rFonts w:ascii="Times New Roman" w:hAnsi="Times New Roman" w:eastAsia="黑体"/>
+          <w:b w:val="0"/>
+          <w:color w:val="888888"/>
+          <w:sz w:val="24"/>
+        </w:rPr>
+        <w:t>【C级·参考】</w:t>
+      </w:r>
+      <w:r>
+        <w:rPr>
+          <w:rFonts w:ascii="Times New Roman" w:hAnsi="Times New Roman" w:eastAsia="黑体"/>
+          <w:b w:val="0"/>
+          <w:color w:val="888888"/>
+          <w:sz w:val="24"/>
+        </w:rPr>
+        <w:t>戴尔 Alienware 发布 OLED 游戏显示器 AW3226Q、AW2527HX</w:t>
+      </w:r>
+    </w:p>
+    <w:p>
+      <w:r>
+        <w:rPr>
+          <w:rFonts w:ascii="Times New Roman" w:hAnsi="Times New Roman" w:eastAsia="宋体"/>
+          <w:color w:val="888888"/>
+          <w:sz w:val="18"/>
+        </w:rPr>
+        <w:t>来源:IT之家 | 时间:09-02 15:51</w:t>
+      </w:r>
+    </w:p>
+    <w:p>
+      <w:r>
+        <w:rPr>
+          <w:rFonts w:ascii="Times New Roman" w:hAnsi="Times New Roman" w:eastAsia="宋体"/>
+          <w:sz w:val="18"/>
+        </w:rPr>
+        <w:t>链接:</w:t>
+      </w:r>
+      <w:hyperlink r:id="rId28">
+        <w:r>
+          <w:rPr>
+            <w:color w:val="0563C1"/>
+            <w:u w:val="single"/>
+          </w:rPr>
+          <w:t>戴尔 Alienware 发布 OLED 游戏显示器 AW3226Q、AW2527HX</w:t>
+        </w:r>
+      </w:hyperlink>
     </w:p>
     <w:p>
       <w:pPr>
@@ -960,7 +1164,7 @@
         </w:rPr>
         <w:t>链接:</w:t>
       </w:r>
-      <w:hyperlink r:id="rId25">
+      <w:hyperlink r:id="rId29">
         <w:r>
           <w:rPr>
             <w:color w:val="0563C1"/>
@@ -1011,7 +1215,7 @@
         </w:rPr>
         <w:t>链接:</w:t>
       </w:r>
-      <w:hyperlink r:id="rId26">
+      <w:hyperlink r:id="rId30">
         <w:r>
           <w:rPr>
             <w:color w:val="0563C1"/>
@@ -1062,7 +1266,7 @@
         </w:rPr>
         <w:t>链接:</w:t>
       </w:r>
-      <w:hyperlink r:id="rId27">
+      <w:hyperlink r:id="rId31">
         <w:r>
           <w:rPr>
             <w:color w:val="0563C1"/>
@@ -1113,7 +1317,7 @@
         </w:rPr>
         <w:t>链接:</w:t>
       </w:r>
-      <w:hyperlink r:id="rId28">
+      <w:hyperlink r:id="rId32">
         <w:r>
           <w:rPr>
             <w:color w:val="0563C1"/>
@@ -1164,115 +1368,13 @@
         </w:rPr>
         <w:t>链接:</w:t>
       </w:r>
-      <w:hyperlink r:id="rId29">
+      <w:hyperlink r:id="rId33">
         <w:r>
           <w:rPr>
             <w:color w:val="0563C1"/>
             <w:u w:val="single"/>
           </w:rPr>
           <w:t>米哈游推出《绝区零》「妄想天使 · 连携时刻」八爪鱼 6 Pro 精英手柄</w:t>
-        </w:r>
-      </w:hyperlink>
-    </w:p>
-    <w:p>
-      <w:pPr>
-        <w:pStyle w:val="Heading3"/>
-      </w:pPr>
-      <w:r>
-        <w:rPr>
-          <w:rFonts w:ascii="Times New Roman" w:hAnsi="Times New Roman" w:eastAsia="黑体"/>
-          <w:b w:val="0"/>
-          <w:color w:val="888888"/>
-          <w:sz w:val="24"/>
-        </w:rPr>
-        <w:t>【C级·参考】</w:t>
-      </w:r>
-      <w:r>
-        <w:rPr>
-          <w:rFonts w:ascii="Times New Roman" w:hAnsi="Times New Roman" w:eastAsia="黑体"/>
-          <w:b w:val="0"/>
-          <w:color w:val="888888"/>
-          <w:sz w:val="24"/>
-        </w:rPr>
-        <w:t>育碧收紧《荣耀战魂》游戏多人模式，9 月 10 日起 Linux 玩家无法开黑</w:t>
-      </w:r>
-    </w:p>
-    <w:p>
-      <w:r>
-        <w:rPr>
-          <w:rFonts w:ascii="Times New Roman" w:hAnsi="Times New Roman" w:eastAsia="宋体"/>
-          <w:color w:val="888888"/>
-          <w:sz w:val="18"/>
-        </w:rPr>
-        <w:t>来源:IT之家 | 时间:09-02 12:31</w:t>
-      </w:r>
-    </w:p>
-    <w:p>
-      <w:r>
-        <w:rPr>
-          <w:rFonts w:ascii="Times New Roman" w:hAnsi="Times New Roman" w:eastAsia="宋体"/>
-          <w:sz w:val="18"/>
-        </w:rPr>
-        <w:t>链接:</w:t>
-      </w:r>
-      <w:hyperlink r:id="rId30">
-        <w:r>
-          <w:rPr>
-            <w:color w:val="0563C1"/>
-            <w:u w:val="single"/>
-          </w:rPr>
-          <w:t>育碧收紧《荣耀战魂》游戏多人模式，9 月 10 日起 Linux 玩家无法开黑</w:t>
-        </w:r>
-      </w:hyperlink>
-    </w:p>
-    <w:p>
-      <w:pPr>
-        <w:pStyle w:val="Heading3"/>
-      </w:pPr>
-      <w:r>
-        <w:rPr>
-          <w:rFonts w:ascii="Times New Roman" w:hAnsi="Times New Roman" w:eastAsia="黑体"/>
-          <w:b w:val="0"/>
-          <w:color w:val="888888"/>
-          <w:sz w:val="24"/>
-        </w:rPr>
-        <w:t>【C级·参考】</w:t>
-      </w:r>
-      <w:r>
-        <w:rPr>
-          <w:rFonts w:ascii="Times New Roman" w:hAnsi="Times New Roman" w:eastAsia="黑体"/>
-          <w:b w:val="0"/>
-          <w:color w:val="888888"/>
-          <w:sz w:val="24"/>
-        </w:rPr>
-        <w:t>饭山 PC 推出自带可折叠支架游戏本，185H + 5050/5060 配置</w:t>
-      </w:r>
-    </w:p>
-    <w:p>
-      <w:r>
-        <w:rPr>
-          <w:rFonts w:ascii="Times New Roman" w:hAnsi="Times New Roman" w:eastAsia="宋体"/>
-          <w:color w:val="888888"/>
-          <w:sz w:val="18"/>
-        </w:rPr>
-        <w:t>来源:IT之家 | 时间:09-02 11:07</w:t>
-      </w:r>
-    </w:p>
-    <w:p>
-      <w:r>
-        <w:rPr>
-          <w:rFonts w:ascii="Times New Roman" w:hAnsi="Times New Roman" w:eastAsia="宋体"/>
-          <w:sz w:val="18"/>
-        </w:rPr>
-        <w:t>链接:</w:t>
-      </w:r>
-      <w:hyperlink r:id="rId31">
-        <w:r>
-          <w:rPr>
-            <w:color w:val="0563C1"/>
-            <w:u w:val="single"/>
-          </w:rPr>
-          <w:t>饭山 PC 推出自带可折叠支架游戏本，185H + 5050/5060 配置</w:t>
         </w:r>
       </w:hyperlink>
     </w:p>
@@ -1317,7 +1419,7 @@
         </w:rPr>
         <w:t>链接:</w:t>
       </w:r>
-      <w:hyperlink r:id="rId32">
+      <w:hyperlink r:id="rId34">
         <w:r>
           <w:rPr>
             <w:color w:val="0563C1"/>
@@ -1368,7 +1470,7 @@
         </w:rPr>
         <w:t>链接:</w:t>
       </w:r>
-      <w:hyperlink r:id="rId33">
+      <w:hyperlink r:id="rId35">
         <w:r>
           <w:rPr>
             <w:color w:val="0563C1"/>
@@ -1419,7 +1521,7 @@
         </w:rPr>
         <w:t>链接:</w:t>
       </w:r>
-      <w:hyperlink r:id="rId34">
+      <w:hyperlink r:id="rId36">
         <w:r>
           <w:rPr>
             <w:color w:val="0563C1"/>
@@ -1470,115 +1572,13 @@
         </w:rPr>
         <w:t>链接:</w:t>
       </w:r>
-      <w:hyperlink r:id="rId35">
+      <w:hyperlink r:id="rId37">
         <w:r>
           <w:rPr>
             <w:color w:val="0563C1"/>
             <w:u w:val="single"/>
           </w:rPr>
           <w:t>七年经手400亿美元，“游戏并购教父”分享：终极买家已是中国人沙特人</w:t>
-        </w:r>
-      </w:hyperlink>
-    </w:p>
-    <w:p>
-      <w:pPr>
-        <w:pStyle w:val="Heading3"/>
-      </w:pPr>
-      <w:r>
-        <w:rPr>
-          <w:rFonts w:ascii="Times New Roman" w:hAnsi="Times New Roman" w:eastAsia="黑体"/>
-          <w:b w:val="0"/>
-          <w:color w:val="888888"/>
-          <w:sz w:val="24"/>
-        </w:rPr>
-        <w:t>【C级·参考】</w:t>
-      </w:r>
-      <w:r>
-        <w:rPr>
-          <w:rFonts w:ascii="Times New Roman" w:hAnsi="Times New Roman" w:eastAsia="黑体"/>
-          <w:b w:val="0"/>
-          <w:color w:val="888888"/>
-          <w:sz w:val="24"/>
-        </w:rPr>
-        <w:t>怪现象热议：为何90年代的“游戏业宗师”，他们之后再无成功游戏？</w:t>
-      </w:r>
-    </w:p>
-    <w:p>
-      <w:r>
-        <w:rPr>
-          <w:rFonts w:ascii="Times New Roman" w:hAnsi="Times New Roman" w:eastAsia="宋体"/>
-          <w:color w:val="888888"/>
-          <w:sz w:val="18"/>
-        </w:rPr>
-        <w:t>来源:GameLook | 时间:09-01 12:48</w:t>
-      </w:r>
-    </w:p>
-    <w:p>
-      <w:r>
-        <w:rPr>
-          <w:rFonts w:ascii="Times New Roman" w:hAnsi="Times New Roman" w:eastAsia="宋体"/>
-          <w:sz w:val="18"/>
-        </w:rPr>
-        <w:t>链接:</w:t>
-      </w:r>
-      <w:hyperlink r:id="rId36">
-        <w:r>
-          <w:rPr>
-            <w:color w:val="0563C1"/>
-            <w:u w:val="single"/>
-          </w:rPr>
-          <w:t>怪现象热议：为何90年代的“游戏业宗师”，他们之后再无成功游戏？</w:t>
-        </w:r>
-      </w:hyperlink>
-    </w:p>
-    <w:p>
-      <w:pPr>
-        <w:pStyle w:val="Heading3"/>
-      </w:pPr>
-      <w:r>
-        <w:rPr>
-          <w:rFonts w:ascii="Times New Roman" w:hAnsi="Times New Roman" w:eastAsia="黑体"/>
-          <w:b w:val="0"/>
-          <w:color w:val="888888"/>
-          <w:sz w:val="24"/>
-        </w:rPr>
-        <w:t>【C级·参考】</w:t>
-      </w:r>
-      <w:r>
-        <w:rPr>
-          <w:rFonts w:ascii="Times New Roman" w:hAnsi="Times New Roman" w:eastAsia="黑体"/>
-          <w:b w:val="0"/>
-          <w:color w:val="888888"/>
-          <w:sz w:val="24"/>
-        </w:rPr>
-        <w:t>对话腾讯李纳川：腾讯游戏的使命是什么？</w:t>
-      </w:r>
-    </w:p>
-    <w:p>
-      <w:r>
-        <w:rPr>
-          <w:rFonts w:ascii="Times New Roman" w:hAnsi="Times New Roman" w:eastAsia="宋体"/>
-          <w:color w:val="888888"/>
-          <w:sz w:val="18"/>
-        </w:rPr>
-        <w:t>来源:GameLook | 时间:09-01 11:46</w:t>
-      </w:r>
-    </w:p>
-    <w:p>
-      <w:r>
-        <w:rPr>
-          <w:rFonts w:ascii="Times New Roman" w:hAnsi="Times New Roman" w:eastAsia="宋体"/>
-          <w:sz w:val="18"/>
-        </w:rPr>
-        <w:t>链接:</w:t>
-      </w:r>
-      <w:hyperlink r:id="rId37">
-        <w:r>
-          <w:rPr>
-            <w:color w:val="0563C1"/>
-            <w:u w:val="single"/>
-          </w:rPr>
-          <w:t>对话腾讯李纳川：腾讯游戏的使命是什么？</w:t>
         </w:r>
       </w:hyperlink>
     </w:p>
@@ -1671,7 +1671,7 @@
           <w:rFonts w:ascii="Times New Roman" w:hAnsi="Times New Roman" w:eastAsia="宋体"/>
           <w:sz w:val="18"/>
         </w:rPr>
-        <w:t>IT之家(60)、GameLook(12)、HackerNews(7)、Bing新闻(5)</w:t>
+        <w:t>IT之家(60)、GameLook(12)、HackerNews(7)、Bing新闻(6)</w:t>
       </w:r>
     </w:p>
     <w:p>
